--- a/Docs/De_xuat_giai_phap_quan_tri_van_hanh_truong_hoc_Can_Tho.docx
+++ b/Docs/De_xuat_giai_phap_quan_tri_van_hanh_truong_hoc_Can_Tho.docx
@@ -451,7 +451,19 @@
         <w:rPr>
           <w:rFonts w:ascii="Times New Roman" w:hAnsi="Times New Roman"/>
         </w:rPr>
-        <w:t>2. Yêu cầu giải pháp công nghệ</w:t>
+        <w:t xml:space="preserve">2. </w:t>
+      </w:r>
+      <w:r>
+        <w:rPr>
+          <w:rFonts w:ascii="Times New Roman" w:hAnsi="Times New Roman"/>
+        </w:rPr>
+        <w:t>Đề xuất y</w:t>
+      </w:r>
+      <w:r>
+        <w:rPr>
+          <w:rFonts w:ascii="Times New Roman" w:hAnsi="Times New Roman"/>
+        </w:rPr>
+        <w:t>êu cầu giải pháp công nghệ:</w:t>
       </w:r>
     </w:p>
     <w:p>
@@ -1995,6 +2007,26 @@
         <w:jc w:val="center"/>
         <w:rPr>
           <w:rFonts w:ascii="Times New Roman" w:hAnsi="Times New Roman"/>
+          <w:sz w:val="20"/>
+        </w:rPr>
+      </w:pPr>
+      <w:r>
+        <w:rPr>
+          <w:rFonts w:ascii="Times New Roman" w:hAnsi="Times New Roman"/>
+          <w:sz w:val="20"/>
+        </w:rPr>
+      </w:r>
+      <w:r>
+        <w:br w:type="page"/>
+      </w:r>
+    </w:p>
+    <w:p>
+      <w:pPr>
+        <w:pStyle w:val="Normal"/>
+        <w:jc w:val="center"/>
+        <w:rPr>
+          <w:rFonts w:ascii="Times New Roman" w:hAnsi="Times New Roman"/>
+          <w:sz w:val="20"/>
         </w:rPr>
       </w:pPr>
       <w:r>
